--- a/technical_protection_of_information/практики/2/2026/Отчет_ПЗ2_Ковалев_ВКБ53_Исправленный.docx
+++ b/technical_protection_of_information/практики/2/2026/Отчет_ПЗ2_Ковалев_ВКБ53_Исправленный.docx
@@ -7,21 +7,67 @@
         <w:spacing w:after="160" w:line="240" w:lineRule="auto"/>
         <w:ind w:firstLine="0"/>
         <w:jc w:val="center"/>
-      </w:pPr>
-      <w:r>
         <w:rPr>
           <w:b/>
           <w:sz w:val="24"/>
         </w:rPr>
-        <w:t>МИНИСТЕРСТВО НАУКИ И ВЫСШЕГО ОБРАЗОВАНИЯ</w:t>
-      </w:r>
+      </w:pPr>
+      <w:bookmarkStart w:id="0" w:name="_Hlk145625474"/>
+      <w:bookmarkEnd w:id="0"/>
       <w:r>
         <w:rPr>
-          <w:b/>
-          <w:sz w:val="24"/>
+          <w:rFonts w:cs="Times New Roman"/>
+          <w:noProof/>
+          <w:szCs w:val="28"/>
         </w:rPr>
-        <w:br/>
-        <w:t>РОССИЙСКОЙ ФЕДЕРАЦИИ</w:t>
+        <w:drawing>
+          <wp:inline distT="0" distB="0" distL="0" distR="0" wp14:anchorId="788BB94D" wp14:editId="2350B7AF">
+            <wp:extent cx="601980" cy="601980"/>
+            <wp:effectExtent l="0" t="0" r="7620" b="7620"/>
+            <wp:docPr id="1667797367" name="Рисунок 1667797367" descr="Изображение выглядит как символ, логотип, графическая вставка, дизайн&#10;&#10;Автоматически созданное описание"/>
+            <wp:cNvGraphicFramePr>
+              <a:graphicFrameLocks xmlns:a="http://schemas.openxmlformats.org/drawingml/2006/main" noChangeAspect="1"/>
+            </wp:cNvGraphicFramePr>
+            <a:graphic xmlns:a="http://schemas.openxmlformats.org/drawingml/2006/main">
+              <a:graphicData uri="http://schemas.openxmlformats.org/drawingml/2006/picture">
+                <pic:pic xmlns:pic="http://schemas.openxmlformats.org/drawingml/2006/picture">
+                  <pic:nvPicPr>
+                    <pic:cNvPr id="1" name="Рисунок 1" descr="Изображение выглядит как символ, логотип, графическая вставка, дизайн&#10;&#10;Автоматически созданное описание"/>
+                    <pic:cNvPicPr>
+                      <a:picLocks noChangeAspect="1" noChangeArrowheads="1"/>
+                    </pic:cNvPicPr>
+                  </pic:nvPicPr>
+                  <pic:blipFill>
+                    <a:blip r:embed="rId8">
+                      <a:extLst>
+                        <a:ext uri="{28A0092B-C50C-407E-A947-70E740481C1C}">
+                          <a14:useLocalDpi xmlns:a14="http://schemas.microsoft.com/office/drawing/2010/main" val="0"/>
+                        </a:ext>
+                      </a:extLst>
+                    </a:blip>
+                    <a:srcRect/>
+                    <a:stretch>
+                      <a:fillRect/>
+                    </a:stretch>
+                  </pic:blipFill>
+                  <pic:spPr bwMode="auto">
+                    <a:xfrm>
+                      <a:off x="0" y="0"/>
+                      <a:ext cx="601980" cy="601980"/>
+                    </a:xfrm>
+                    <a:prstGeom prst="rect">
+                      <a:avLst/>
+                    </a:prstGeom>
+                    <a:noFill/>
+                    <a:ln>
+                      <a:noFill/>
+                    </a:ln>
+                  </pic:spPr>
+                </pic:pic>
+              </a:graphicData>
+            </a:graphic>
+          </wp:inline>
+        </w:drawing>
       </w:r>
     </w:p>
     <w:p>
@@ -35,6 +81,28 @@
           <w:b/>
           <w:sz w:val="24"/>
         </w:rPr>
+        <w:t>МИНИСТЕРСТВО НАУКИ И ВЫСШЕГО ОБРАЗОВАНИЯ</w:t>
+      </w:r>
+      <w:r>
+        <w:rPr>
+          <w:b/>
+          <w:sz w:val="24"/>
+        </w:rPr>
+        <w:br/>
+        <w:t>РОССИЙСКОЙ ФЕДЕРАЦИИ</w:t>
+      </w:r>
+    </w:p>
+    <w:p>
+      <w:pPr>
+        <w:spacing w:after="160" w:line="240" w:lineRule="auto"/>
+        <w:ind w:firstLine="0"/>
+        <w:jc w:val="center"/>
+      </w:pPr>
+      <w:r>
+        <w:rPr>
+          <w:b/>
+          <w:sz w:val="24"/>
+        </w:rPr>
         <w:t>ФЕДЕРАЛЬНОЕ ГОСУДАРСТВЕННОЕ БЮДЖЕТНОЕ</w:t>
       </w:r>
       <w:r>
@@ -186,8 +254,20 @@
         <w:ind w:firstLine="0"/>
         <w:jc w:val="center"/>
       </w:pPr>
-      <w:r>
-        <w:t>Ростов-на-Дону</w:t>
+    </w:p>
+    <w:p>
+      <w:pPr>
+        <w:spacing w:before="1100" w:line="240" w:lineRule="auto"/>
+        <w:ind w:firstLine="0"/>
+        <w:jc w:val="center"/>
+      </w:pPr>
+      <w:proofErr w:type="spellStart"/>
+      <w:r>
+        <w:t>Ростов</w:t>
+      </w:r>
+      <w:proofErr w:type="spellEnd"/>
+      <w:r>
+        <w:t>-на-Дону</w:t>
       </w:r>
       <w:r>
         <w:br/>
@@ -433,83 +513,86 @@
     </w:p>
     <w:p>
       <w:pPr>
-        <w:pStyle w:val="1"/>
-        <w:pageBreakBefore/>
+        <w:spacing w:after="200" w:line="276" w:lineRule="auto"/>
+        <w:ind w:firstLine="0"/>
+        <w:jc w:val="left"/>
       </w:pPr>
       <w:r>
+        <w:br w:type="page"/>
+      </w:r>
+    </w:p>
+    <w:p>
+      <w:r>
         <w:rPr>
-          <w:rFonts w:ascii="Times New Roman" w:hAnsi="Times New Roman"/>
+          <w:b/>
+          <w:bCs/>
         </w:rPr>
         <w:lastRenderedPageBreak/>
-        <w:t>ЦЕЛЬ И ПОСТАНОВКА ЗАДАЧИ</w:t>
+        <w:t>Цель работы</w:t>
+      </w:r>
+      <w:r>
+        <w:rPr>
+          <w:b/>
+          <w:bCs/>
+        </w:rPr>
+        <w:t>:</w:t>
+      </w:r>
+      <w:r>
+        <w:t xml:space="preserve"> </w:t>
+      </w:r>
+      <w:r>
+        <w:t>изучить требования постановления Правительства Российской Федерации от 03.02.2012 № 79, порядок лицензирования деятельности по технической защите конфиденциальной информации и способы проверки соблюдения лицензионных требований действующей организацией [1, 2].</w:t>
       </w:r>
     </w:p>
     <w:p>
       <w:r>
-        <w:t>Цель работы — изучить требования постановления Правительства Российской Федерации от 03.02.2012 № 79, порядок лицензирования деятельности по технической защите конфиденциальной информации и способы проверки соблюдения лицензионных требований действующей организацией [1, 2].</w:t>
+        <w:t>В соответствии с заданием моделируется взаимодействие представителя ФСТЭК России и работников организации-лицензиата. Организация представляет перечень применяемых мер защиты и подтверждающие документы; инспектор анализирует сведения, задаёт уточняющие вопросы и формулирует результаты проверки.</w:t>
       </w:r>
     </w:p>
     <w:p>
       <w:r>
-        <w:t>В соответствии с заданием моделируется взаимодействие представителя ФСТЭК России и работников организации-лицензиата. Организация представляет перечень применяемых мер защиты и подтверждающие документы; инспектор анализирует сведения, задаёт уточняющие вопросы и формулирует результаты проверки.</w:t>
-      </w:r>
-    </w:p>
-    <w:p>
-      <w:pPr>
-        <w:pStyle w:val="21"/>
-      </w:pPr>
-      <w:r>
         <w:rPr>
-          <w:rFonts w:ascii="Times New Roman" w:hAnsi="Times New Roman"/>
+          <w:b/>
+          <w:bCs/>
         </w:rPr>
-        <w:t>Задачи практической работы</w:t>
-      </w:r>
-    </w:p>
-    <w:p>
-      <w:r>
-        <w:t>1. Описать организацию, виды выполняемых работ, помещения, персонал и оборудование.</w:t>
-      </w:r>
-    </w:p>
-    <w:p>
-      <w:r>
-        <w:t>2. Сопоставить представленный пакет с требованиями к лицензиату и определить, какие сведения подтверждены документами.</w:t>
-      </w:r>
-    </w:p>
-    <w:p>
-      <w:r>
-        <w:t>3. Сформировать перечень мер защиты и ответы на вопросы инспектора.</w:t>
-      </w:r>
-    </w:p>
-    <w:p>
-      <w:r>
-        <w:t>4. Зафиксировать несоответствия, предложить меры устранения и подготовить заключение по проверке.</w:t>
-      </w:r>
-    </w:p>
-    <w:p>
-      <w:r>
-        <w:t>5. Изучить открытые информационные ресурсы и ответить на семь контрольных вопросов.</w:t>
-      </w:r>
-    </w:p>
-    <w:p>
-      <w:pPr>
-        <w:pStyle w:val="21"/>
-      </w:pPr>
+        <w:t>Задачи</w:t>
+      </w:r>
       <w:r>
         <w:rPr>
-          <w:rFonts w:ascii="Times New Roman" w:hAnsi="Times New Roman"/>
+          <w:b/>
+          <w:bCs/>
         </w:rPr>
-        <w:t>Исходные материалы и границы проверки</w:t>
-      </w:r>
-    </w:p>
-    <w:p>
-      <w:r>
-        <w:t>Исследованы 37 файлов DOCX из папки «Документы» практической работы № 2. Документы № 40 и № 41 восстановлены из ПЗ № 1 и включены в основную папку. Учебные формы проверки согласованы 10.09.2026. Реестр исследованных файлов приведён в приложении А.</w:t>
-      </w:r>
-    </w:p>
-    <w:p>
-      <w:r>
-        <w:lastRenderedPageBreak/>
-        <w:t>Проверка является учебной документарной моделью. Осмотр реального объекта, измерения защищённости, проверка оригиналов и обращение за лицензией не выполнялись. Сведения о компании и работниках рассматриваются как исходные данные задания; результаты анализа относятся к представленному комплекту.</w:t>
+        <w:t>:</w:t>
+      </w:r>
+      <w:r>
+        <w:t xml:space="preserve"> о</w:t>
+      </w:r>
+      <w:r>
+        <w:t>писать организацию, виды выполняемых работ, помещения, персонал и оборудование.</w:t>
+      </w:r>
+      <w:r>
+        <w:t xml:space="preserve"> </w:t>
+      </w:r>
+      <w:r>
+        <w:t>Сопоставить представленный пакет с требованиями к лицензиату и определить, какие сведения подтверждены документами.</w:t>
+      </w:r>
+      <w:r>
+        <w:t xml:space="preserve"> </w:t>
+      </w:r>
+      <w:r>
+        <w:t>Сформировать перечень мер защиты и ответы на вопросы инспектора.</w:t>
+      </w:r>
+      <w:r>
+        <w:t xml:space="preserve"> </w:t>
+      </w:r>
+      <w:r>
+        <w:t>Зафиксировать несоответствия, предложить меры устранения и подготовить заключение по проверке.</w:t>
+      </w:r>
+      <w:r>
+        <w:t xml:space="preserve"> </w:t>
+      </w:r>
+      <w:r>
+        <w:t>Изучить открытые информационные ресурсы и ответить на семь контрольных вопросов.</w:t>
       </w:r>
     </w:p>
     <w:p>
@@ -520,6 +603,7 @@
         <w:rPr>
           <w:rFonts w:ascii="Times New Roman" w:hAnsi="Times New Roman"/>
         </w:rPr>
+        <w:lastRenderedPageBreak/>
         <w:t>1 ХАРАКТЕРИСТИКА ОРГАНИЗАЦИИ</w:t>
       </w:r>
     </w:p>
@@ -904,6 +988,7 @@
     <w:p>
       <w:pPr>
         <w:pStyle w:val="21"/>
+        <w:ind w:firstLine="709"/>
       </w:pPr>
       <w:r>
         <w:rPr>
@@ -920,12 +1005,12 @@
     <w:p>
       <w:pPr>
         <w:pStyle w:val="21"/>
+        <w:ind w:firstLine="709"/>
       </w:pPr>
       <w:r>
         <w:rPr>
           <w:rFonts w:ascii="Times New Roman" w:hAnsi="Times New Roman"/>
         </w:rPr>
-        <w:lastRenderedPageBreak/>
         <w:t>1.3 Согласование учебного сценария</w:t>
       </w:r>
     </w:p>
@@ -936,7 +1021,11 @@
     </w:p>
     <w:p>
       <w:r>
-        <w:t>Для ролевой части статус действующего лицензиата принят как условие задания. При оценке доказательств отсутствие сведений из реестра и противоречие дат зафиксированы как замечание Н1. Номер лицензии и дата её предоставления не вымышляются.</w:t>
+        <w:t xml:space="preserve">Для ролевой части статус действующего лицензиата принят как условие задания. При оценке доказательств отсутствие сведений из реестра и </w:t>
+      </w:r>
+      <w:r>
+        <w:lastRenderedPageBreak/>
+        <w:t>противоречие дат зафиксированы как замечание Н1. Номер лицензии и дата её предоставления не вымышляются.</w:t>
       </w:r>
     </w:p>
     <w:p>
@@ -975,7 +1064,7 @@
                     <pic:cNvPicPr/>
                   </pic:nvPicPr>
                   <pic:blipFill>
-                    <a:blip r:embed="rId8"/>
+                    <a:blip r:embed="rId9"/>
                     <a:stretch>
                       <a:fillRect/>
                     </a:stretch>
@@ -1001,12 +1090,84 @@
         <w:spacing w:line="240" w:lineRule="auto"/>
         <w:ind w:firstLine="0"/>
         <w:jc w:val="center"/>
+        <w:rPr>
+          <w:sz w:val="24"/>
+        </w:rPr>
       </w:pPr>
       <w:r>
         <w:rPr>
           <w:sz w:val="24"/>
         </w:rPr>
         <w:t>Рисунок 1 — План размещения помещений и основного оборудования</w:t>
+      </w:r>
+    </w:p>
+    <w:p>
+      <w:pPr>
+        <w:spacing w:line="240" w:lineRule="auto"/>
+        <w:ind w:firstLine="0"/>
+        <w:jc w:val="center"/>
+        <w:rPr>
+          <w:sz w:val="24"/>
+        </w:rPr>
+      </w:pPr>
+    </w:p>
+    <w:p>
+      <w:pPr>
+        <w:spacing w:line="240" w:lineRule="auto"/>
+        <w:ind w:firstLine="0"/>
+        <w:jc w:val="center"/>
+      </w:pPr>
+      <w:r>
+        <w:rPr>
+          <w:noProof/>
+          <w:sz w:val="24"/>
+        </w:rPr>
+        <w:lastRenderedPageBreak/>
+        <w:drawing>
+          <wp:inline distT="0" distB="0" distL="0" distR="0" wp14:anchorId="6E55A14A" wp14:editId="26EE5A40">
+            <wp:extent cx="4966582" cy="5546857"/>
+            <wp:effectExtent l="0" t="0" r="0" b="3175"/>
+            <wp:docPr id="422324427" name="Рисунок 1"/>
+            <wp:cNvGraphicFramePr>
+              <a:graphicFrameLocks xmlns:a="http://schemas.openxmlformats.org/drawingml/2006/main" noChangeAspect="1"/>
+            </wp:cNvGraphicFramePr>
+            <a:graphic xmlns:a="http://schemas.openxmlformats.org/drawingml/2006/main">
+              <a:graphicData uri="http://schemas.openxmlformats.org/drawingml/2006/picture">
+                <pic:pic xmlns:pic="http://schemas.openxmlformats.org/drawingml/2006/picture">
+                  <pic:nvPicPr>
+                    <pic:cNvPr id="422324427" name=""/>
+                    <pic:cNvPicPr/>
+                  </pic:nvPicPr>
+                  <pic:blipFill>
+                    <a:blip r:embed="rId10"/>
+                    <a:stretch>
+                      <a:fillRect/>
+                    </a:stretch>
+                  </pic:blipFill>
+                  <pic:spPr>
+                    <a:xfrm>
+                      <a:off x="0" y="0"/>
+                      <a:ext cx="4984889" cy="5567303"/>
+                    </a:xfrm>
+                    <a:prstGeom prst="rect">
+                      <a:avLst/>
+                    </a:prstGeom>
+                  </pic:spPr>
+                </pic:pic>
+              </a:graphicData>
+            </a:graphic>
+          </wp:inline>
+        </w:drawing>
+      </w:r>
+    </w:p>
+    <w:p>
+      <w:pPr>
+        <w:spacing w:line="240" w:lineRule="auto"/>
+        <w:ind w:firstLine="0"/>
+        <w:jc w:val="center"/>
+      </w:pPr>
+      <w:r>
+        <w:t>Рисунок 2 - План серверной</w:t>
       </w:r>
     </w:p>
     <w:p>
@@ -1015,8 +1176,14 @@
         <w:spacing w:after="120"/>
         <w:ind w:firstLine="0"/>
       </w:pPr>
-      <w:r>
-        <w:lastRenderedPageBreak/>
+    </w:p>
+    <w:p>
+      <w:pPr>
+        <w:keepNext/>
+        <w:spacing w:after="120"/>
+        <w:ind w:firstLine="0"/>
+      </w:pPr>
+      <w:r>
         <w:t>Таблица 2 — Экспликация и назначение зон</w:t>
       </w:r>
     </w:p>
@@ -1024,11 +1191,12 @@
       <w:tblPr>
         <w:tblStyle w:val="aff0"/>
         <w:tblW w:w="0" w:type="auto"/>
+        <w:tblInd w:w="-34" w:type="dxa"/>
         <w:tblLayout w:type="fixed"/>
         <w:tblLook w:val="04A0" w:firstRow="1" w:lastRow="0" w:firstColumn="1" w:lastColumn="0" w:noHBand="0" w:noVBand="1"/>
       </w:tblPr>
       <w:tblGrid>
-        <w:gridCol w:w="454"/>
+        <w:gridCol w:w="488"/>
         <w:gridCol w:w="3402"/>
         <w:gridCol w:w="5499"/>
       </w:tblGrid>
@@ -1039,7 +1207,7 @@
         </w:trPr>
         <w:tc>
           <w:tcPr>
-            <w:tcW w:w="454" w:type="dxa"/>
+            <w:tcW w:w="488" w:type="dxa"/>
           </w:tcPr>
           <w:p>
             <w:pPr>
@@ -1104,7 +1272,7 @@
         </w:trPr>
         <w:tc>
           <w:tcPr>
-            <w:tcW w:w="454" w:type="dxa"/>
+            <w:tcW w:w="488" w:type="dxa"/>
           </w:tcPr>
           <w:p>
             <w:pPr>
@@ -1166,7 +1334,7 @@
         </w:trPr>
         <w:tc>
           <w:tcPr>
-            <w:tcW w:w="454" w:type="dxa"/>
+            <w:tcW w:w="488" w:type="dxa"/>
           </w:tcPr>
           <w:p>
             <w:pPr>
@@ -1228,7 +1396,7 @@
         </w:trPr>
         <w:tc>
           <w:tcPr>
-            <w:tcW w:w="454" w:type="dxa"/>
+            <w:tcW w:w="488" w:type="dxa"/>
           </w:tcPr>
           <w:p>
             <w:pPr>
@@ -1290,7 +1458,7 @@
         </w:trPr>
         <w:tc>
           <w:tcPr>
-            <w:tcW w:w="454" w:type="dxa"/>
+            <w:tcW w:w="488" w:type="dxa"/>
           </w:tcPr>
           <w:p>
             <w:pPr>
@@ -1352,7 +1520,7 @@
         </w:trPr>
         <w:tc>
           <w:tcPr>
-            <w:tcW w:w="454" w:type="dxa"/>
+            <w:tcW w:w="488" w:type="dxa"/>
           </w:tcPr>
           <w:p>
             <w:pPr>
@@ -1414,7 +1582,7 @@
         </w:trPr>
         <w:tc>
           <w:tcPr>
-            <w:tcW w:w="454" w:type="dxa"/>
+            <w:tcW w:w="488" w:type="dxa"/>
           </w:tcPr>
           <w:p>
             <w:pPr>
@@ -1476,7 +1644,7 @@
         </w:trPr>
         <w:tc>
           <w:tcPr>
-            <w:tcW w:w="454" w:type="dxa"/>
+            <w:tcW w:w="488" w:type="dxa"/>
           </w:tcPr>
           <w:p>
             <w:pPr>
@@ -1538,7 +1706,7 @@
         </w:trPr>
         <w:tc>
           <w:tcPr>
-            <w:tcW w:w="454" w:type="dxa"/>
+            <w:tcW w:w="488" w:type="dxa"/>
           </w:tcPr>
           <w:p>
             <w:pPr>
@@ -1594,6 +1762,7 @@
     </w:tbl>
     <w:p>
       <w:r>
+        <w:lastRenderedPageBreak/>
         <w:t>План составлен по экспликации ПЛ-01: внутренний контур 100,80 м², перегородки 4,00 м², полезная площадь 96,80 м². Помещения 04–06 имеют ограниченный доступ; ответственным назначен Ковалев Д. П. Схема отображает офис, используемый организацией, без вымышленных помещений остальной части здания.</w:t>
       </w:r>
     </w:p>
@@ -1611,6 +1780,7 @@
     <w:p>
       <w:pPr>
         <w:pStyle w:val="21"/>
+        <w:ind w:firstLine="709"/>
       </w:pPr>
       <w:r>
         <w:rPr>
@@ -1627,12 +1797,12 @@
     <w:p>
       <w:pPr>
         <w:pStyle w:val="21"/>
+        <w:ind w:firstLine="709"/>
       </w:pPr>
       <w:r>
         <w:rPr>
           <w:rFonts w:ascii="Times New Roman" w:hAnsi="Times New Roman"/>
         </w:rPr>
-        <w:lastRenderedPageBreak/>
         <w:t>3.2 Физический доступ и хранение носителей</w:t>
       </w:r>
     </w:p>
@@ -1644,6 +1814,7 @@
     <w:p>
       <w:pPr>
         <w:pStyle w:val="21"/>
+        <w:ind w:firstLine="709"/>
       </w:pPr>
       <w:r>
         <w:rPr>
@@ -1659,7 +1830,11 @@
     </w:p>
     <w:p>
       <w:r>
-        <w:t>Паспорт АС задаёт индивидуальные учётные записи, отдельную административную запись, журналирование, антивирусную проверку и контролируемый перенос обновлений. Указаны</w:t>
+        <w:t xml:space="preserve">Паспорт АС задаёт индивидуальные учётные записи, отдельную административную запись, журналирование, антивирусную проверку и </w:t>
+      </w:r>
+      <w:r>
+        <w:lastRenderedPageBreak/>
+        <w:t>контролируемый перенос обновлений. Указаны</w:t>
       </w:r>
       <w:r>
         <w:rPr>
@@ -1692,6 +1867,7 @@
     <w:p>
       <w:pPr>
         <w:pStyle w:val="21"/>
+        <w:ind w:firstLine="709"/>
       </w:pPr>
       <w:r>
         <w:rPr>
@@ -1718,11 +1894,7 @@
     </w:p>
     <w:p>
       <w:r>
-        <w:t xml:space="preserve">Основной критерий — требования к лицензиату пункта 6 Положения № 79. Пункт 5 относится к соискателю, а пункт 8 — к документам для </w:t>
-      </w:r>
-      <w:r>
-        <w:lastRenderedPageBreak/>
-        <w:t>получения лицензии. Материалы ПЗ № 1 использованы как доказательная база, а не как подтверждение выдачи лицензии [2].</w:t>
+        <w:t>Основной критерий — требования к лицензиату пункта 6 Положения № 79. Пункт 5 относится к соискателю, а пункт 8 — к документам для получения лицензии. Материалы ПЗ № 1 использованы как доказательная база, а не как подтверждение выдачи лицензии [2].</w:t>
       </w:r>
     </w:p>
     <w:p>
@@ -1732,6 +1904,7 @@
         <w:ind w:firstLine="0"/>
       </w:pPr>
       <w:r>
+        <w:lastRenderedPageBreak/>
         <w:t>Таблица 3 — Сопоставление требований и доказательств</w:t>
       </w:r>
     </w:p>
@@ -2190,97 +2363,18 @@
     </w:p>
     <w:p>
       <w:pPr>
-        <w:pStyle w:val="1"/>
+        <w:spacing w:after="200" w:line="276" w:lineRule="auto"/>
+        <w:ind w:firstLine="0"/>
+        <w:jc w:val="left"/>
+        <w:rPr>
+          <w:rFonts w:eastAsiaTheme="majorEastAsia" w:cstheme="majorBidi"/>
+          <w:b/>
+          <w:bCs/>
+          <w:szCs w:val="28"/>
+        </w:rPr>
       </w:pPr>
       <w:r>
-        <w:rPr>
-          <w:rFonts w:ascii="Times New Roman" w:hAnsi="Times New Roman"/>
-        </w:rPr>
-        <w:t>5 ВЫЯВЛЕННЫЕ НЕСООТВЕТСТВИЯ</w:t>
-      </w:r>
-    </w:p>
-    <w:p>
-      <w:pPr>
-        <w:pStyle w:val="21"/>
-      </w:pPr>
-      <w:r>
-        <w:rPr>
-          <w:rFonts w:ascii="Times New Roman" w:hAnsi="Times New Roman"/>
-        </w:rPr>
-        <w:t>Н1. Лицензионный статус и хронология</w:t>
-      </w:r>
-    </w:p>
-    <w:p>
-      <w:r>
-        <w:t xml:space="preserve">Пакет содержит заявление о предоставлении лицензии, но не сведения из реестра лицензий. Регистрация организации в августе 2026 года не согласуется с условием о лицензии, полученной три года назад. Контрольная цифра ИНН должна быть 4 вместо 5, ОГРН — 6 вместо 5. Исправление </w:t>
-      </w:r>
-      <w:r>
-        <w:lastRenderedPageBreak/>
-        <w:t>одной цифры не подтверждает реальную регистрацию. Требуется согласовать легенду и получить проверенные сведения.</w:t>
-      </w:r>
-    </w:p>
-    <w:p>
-      <w:pPr>
-        <w:pStyle w:val="21"/>
-      </w:pPr>
-      <w:r>
-        <w:rPr>
-          <w:rFonts w:ascii="Times New Roman" w:hAnsi="Times New Roman"/>
-        </w:rPr>
-        <w:t>Н2. Аттестация АС и защищаемых помещений</w:t>
-      </w:r>
-    </w:p>
-    <w:p>
-      <w:r>
-        <w:t>В приложении № 3 к заявлению (файл № 26) указано: «Не оформлялся; номер выданного документа отсутствует». Технические паспорта № 35 и № 39 также не удостоверяют аттестацию. Поэтому положительный вывод о завершённой оценке соответствия по этим материалам сделать нельзя.</w:t>
-      </w:r>
-    </w:p>
-    <w:p>
-      <w:pPr>
-        <w:pStyle w:val="21"/>
-      </w:pPr>
-      <w:r>
-        <w:rPr>
-          <w:rFonts w:ascii="Times New Roman" w:hAnsi="Times New Roman"/>
-        </w:rPr>
-        <w:t>Н3. Подтверждение кадровых требований</w:t>
-      </w:r>
-    </w:p>
-    <w:p>
-      <w:r>
-        <w:t>Справки содержат реквизиты дипломов и ссылки на трудовые документы, но сами подтверждающие копии в папке ПЗ № 2 отсутствуют. Для Тарасенко И. Н. указана переподготовка объёмом 512 часов; требуется проверить содержание диплома и выполнение требования к аудиторным часам, а не только суммарное число часов.</w:t>
-      </w:r>
-    </w:p>
-    <w:p>
-      <w:pPr>
-        <w:pStyle w:val="21"/>
-      </w:pPr>
-      <w:r>
-        <w:rPr>
-          <w:rFonts w:ascii="Times New Roman" w:hAnsi="Times New Roman"/>
-        </w:rPr>
-        <w:t>Н4. Идентификация оборудования и СЗИ</w:t>
-      </w:r>
-    </w:p>
-    <w:p>
-      <w:r>
-        <w:t>KI-01, KI-02 и AZ-01 используются как функциональные позиции. Для проверки необходимы изготовитель, модель, заводской номер, комплектность, документы о поверке и применимые сертификаты. Договор передачи оборудования и ссылки на сайты изготовителей не закрывают эту проверку.</w:t>
-      </w:r>
-    </w:p>
-    <w:p>
-      <w:pPr>
-        <w:pStyle w:val="21"/>
-      </w:pPr>
-      <w:r>
-        <w:rPr>
-          <w:rFonts w:ascii="Times New Roman" w:hAnsi="Times New Roman"/>
-        </w:rPr>
-        <w:t>Н5. Несогласованные материалы проверки — исправлено</w:t>
-      </w:r>
-    </w:p>
-    <w:p>
-      <w:r>
-        <w:t>Первоначальные формы содержали пустые реквизиты, альтернативные формулировки и неподтверждённый вывод о полном соответствии. При исправлении эти утверждения исключены. Вместо них отражены доказательства по Н1–Н4. Документы № 40 и № 41 восстановлены в основной папке. Восемь форм переработаны как учебные документы и согласованы по дате, предмету и выводам. Н5 закрыто 10.09.2026.</w:t>
+        <w:br w:type="page"/>
       </w:r>
     </w:p>
     <w:p>
@@ -2292,418 +2386,162 @@
           <w:rFonts w:ascii="Times New Roman" w:hAnsi="Times New Roman"/>
         </w:rPr>
         <w:lastRenderedPageBreak/>
-        <w:t>6 МЕРЫ УСТРАНЕНИЯ ЗАМЕЧАНИЙ</w:t>
-      </w:r>
-    </w:p>
-    <w:p>
-      <w:r>
-        <w:t>Для учебного сценария принят следующий план. Сроки отсчитываются от момента передачи замечаний организации и являются предложением рабочей группы, а не сроками официального предписания ФСТЭК России.</w:t>
+        <w:t>ОТВЕТЫ НА ВОПРОСЫ ИНСПЕКТОРА</w:t>
       </w:r>
     </w:p>
     <w:p>
       <w:pPr>
-        <w:keepNext/>
-        <w:spacing w:after="120"/>
-        <w:ind w:firstLine="0"/>
+        <w:pStyle w:val="21"/>
+        <w:ind w:firstLine="709"/>
       </w:pPr>
       <w:r>
-        <w:t>Таблица 4 — План корректирующих мероприятий</w:t>
-      </w:r>
-    </w:p>
-    <w:tbl>
-      <w:tblPr>
-        <w:tblStyle w:val="aff0"/>
-        <w:tblW w:w="0" w:type="auto"/>
-        <w:tblLayout w:type="fixed"/>
-        <w:tblLook w:val="04A0" w:firstRow="1" w:lastRow="0" w:firstColumn="1" w:lastColumn="0" w:noHBand="0" w:noVBand="1"/>
-      </w:tblPr>
-      <w:tblGrid>
-        <w:gridCol w:w="510"/>
-        <w:gridCol w:w="5783"/>
-        <w:gridCol w:w="3061"/>
-      </w:tblGrid>
-      <w:tr>
-        <w:trPr>
-          <w:cantSplit/>
-          <w:tblHeader/>
-        </w:trPr>
-        <w:tc>
-          <w:tcPr>
-            <w:tcW w:w="510" w:type="dxa"/>
-          </w:tcPr>
-          <w:p>
-            <w:pPr>
-              <w:keepNext/>
-              <w:spacing w:before="80" w:after="80" w:line="240" w:lineRule="auto"/>
-              <w:ind w:firstLine="0"/>
-              <w:jc w:val="left"/>
-            </w:pPr>
-            <w:r>
-              <w:rPr>
-                <w:b/>
-                <w:sz w:val="24"/>
-              </w:rPr>
-              <w:t>№</w:t>
-            </w:r>
-          </w:p>
-        </w:tc>
-        <w:tc>
-          <w:tcPr>
-            <w:tcW w:w="5783" w:type="dxa"/>
-          </w:tcPr>
-          <w:p>
-            <w:pPr>
-              <w:keepNext/>
-              <w:spacing w:before="80" w:after="80" w:line="240" w:lineRule="auto"/>
-              <w:ind w:firstLine="0"/>
-              <w:jc w:val="left"/>
-            </w:pPr>
-            <w:r>
-              <w:rPr>
-                <w:b/>
-                <w:sz w:val="24"/>
-              </w:rPr>
-              <w:t>Действие и подтверждение исполнения</w:t>
-            </w:r>
-          </w:p>
-        </w:tc>
-        <w:tc>
-          <w:tcPr>
-            <w:tcW w:w="3061" w:type="dxa"/>
-          </w:tcPr>
-          <w:p>
-            <w:pPr>
-              <w:keepNext/>
-              <w:spacing w:before="80" w:after="80" w:line="240" w:lineRule="auto"/>
-              <w:ind w:firstLine="0"/>
-              <w:jc w:val="left"/>
-            </w:pPr>
-            <w:r>
-              <w:rPr>
-                <w:b/>
-                <w:sz w:val="24"/>
-              </w:rPr>
-              <w:t>Ответственный / срок</w:t>
-            </w:r>
-          </w:p>
-        </w:tc>
-      </w:tr>
-      <w:tr>
-        <w:trPr>
-          <w:cantSplit/>
-        </w:trPr>
-        <w:tc>
-          <w:tcPr>
-            <w:tcW w:w="510" w:type="dxa"/>
-          </w:tcPr>
-          <w:p>
-            <w:pPr>
-              <w:keepNext/>
-              <w:spacing w:before="80" w:after="80" w:line="240" w:lineRule="auto"/>
-              <w:ind w:firstLine="0"/>
-              <w:jc w:val="left"/>
-            </w:pPr>
-            <w:r>
-              <w:rPr>
-                <w:sz w:val="24"/>
-              </w:rPr>
-              <w:t>Н1</w:t>
-            </w:r>
-          </w:p>
-        </w:tc>
-        <w:tc>
-          <w:tcPr>
-            <w:tcW w:w="5783" w:type="dxa"/>
-          </w:tcPr>
-          <w:p>
-            <w:pPr>
-              <w:keepNext/>
-              <w:spacing w:before="80" w:after="80" w:line="240" w:lineRule="auto"/>
-              <w:ind w:firstLine="0"/>
-              <w:jc w:val="left"/>
-            </w:pPr>
-            <w:r>
-              <w:rPr>
-                <w:sz w:val="24"/>
-              </w:rPr>
-              <w:t>Сопоставить сведения ЕГРЮЛ и реестра лицензий; уточнить даты, адреса и перечень работ. Результат: согласованная карточка организации и сведения о лицензии.</w:t>
-            </w:r>
-          </w:p>
-        </w:tc>
-        <w:tc>
-          <w:tcPr>
-            <w:tcW w:w="3061" w:type="dxa"/>
-          </w:tcPr>
-          <w:p>
-            <w:pPr>
-              <w:keepNext/>
-              <w:spacing w:before="80" w:after="80" w:line="240" w:lineRule="auto"/>
-              <w:ind w:firstLine="0"/>
-              <w:jc w:val="left"/>
-            </w:pPr>
-            <w:r>
-              <w:rPr>
-                <w:sz w:val="24"/>
-              </w:rPr>
-              <w:t>Ермолаев Б. Ю., Голованов Ф. А. / 3 рабочих дня</w:t>
-            </w:r>
-          </w:p>
-        </w:tc>
-      </w:tr>
-      <w:tr>
-        <w:trPr>
-          <w:cantSplit/>
-        </w:trPr>
-        <w:tc>
-          <w:tcPr>
-            <w:tcW w:w="510" w:type="dxa"/>
-          </w:tcPr>
-          <w:p>
-            <w:pPr>
-              <w:keepNext/>
-              <w:spacing w:before="80" w:after="80" w:line="240" w:lineRule="auto"/>
-              <w:ind w:firstLine="0"/>
-              <w:jc w:val="left"/>
-            </w:pPr>
-            <w:r>
-              <w:rPr>
-                <w:sz w:val="24"/>
-              </w:rPr>
-              <w:t>Н2</w:t>
-            </w:r>
-          </w:p>
-        </w:tc>
-        <w:tc>
-          <w:tcPr>
-            <w:tcW w:w="5783" w:type="dxa"/>
-          </w:tcPr>
-          <w:p>
-            <w:pPr>
-              <w:keepNext/>
-              <w:spacing w:before="80" w:after="80" w:line="240" w:lineRule="auto"/>
-              <w:ind w:firstLine="0"/>
-              <w:jc w:val="left"/>
-            </w:pPr>
-            <w:r>
-              <w:rPr>
-                <w:sz w:val="24"/>
-              </w:rPr>
-              <w:t>Определить границы объектов аттестации, устранить замечания по готовности; организовать необходимые испытания. Результат: надлежащие документы оценки соответствия с привязкой к объектам.</w:t>
-            </w:r>
-          </w:p>
-        </w:tc>
-        <w:tc>
-          <w:tcPr>
-            <w:tcW w:w="3061" w:type="dxa"/>
-          </w:tcPr>
-          <w:p>
-            <w:pPr>
-              <w:keepNext/>
-              <w:spacing w:before="80" w:after="80" w:line="240" w:lineRule="auto"/>
-              <w:ind w:firstLine="0"/>
-              <w:jc w:val="left"/>
-            </w:pPr>
-            <w:r>
-              <w:rPr>
-                <w:sz w:val="24"/>
-              </w:rPr>
-              <w:t>Ковалев Д. П. / план за 5 рабочих дней; завершение по программе испытаний</w:t>
-            </w:r>
-          </w:p>
-        </w:tc>
-      </w:tr>
-      <w:tr>
-        <w:trPr>
-          <w:cantSplit/>
-        </w:trPr>
-        <w:tc>
-          <w:tcPr>
-            <w:tcW w:w="510" w:type="dxa"/>
-          </w:tcPr>
-          <w:p>
-            <w:pPr>
-              <w:keepNext/>
-              <w:spacing w:before="80" w:after="80" w:line="240" w:lineRule="auto"/>
-              <w:ind w:firstLine="0"/>
-              <w:jc w:val="left"/>
-            </w:pPr>
-            <w:r>
-              <w:rPr>
-                <w:sz w:val="24"/>
-              </w:rPr>
-              <w:t>Н3</w:t>
-            </w:r>
-          </w:p>
-        </w:tc>
-        <w:tc>
-          <w:tcPr>
-            <w:tcW w:w="5783" w:type="dxa"/>
-          </w:tcPr>
-          <w:p>
-            <w:pPr>
-              <w:keepNext/>
-              <w:spacing w:before="80" w:after="80" w:line="240" w:lineRule="auto"/>
-              <w:ind w:firstLine="0"/>
-              <w:jc w:val="left"/>
-            </w:pPr>
-            <w:r>
-              <w:rPr>
-                <w:sz w:val="24"/>
-              </w:rPr>
-              <w:t>Собрать документы об основном месте работы, образовании, стаже, переподготовке и повышении квалификации. Результат: проверенное кадровое досье по каждому профильному работнику.</w:t>
-            </w:r>
-          </w:p>
-        </w:tc>
-        <w:tc>
-          <w:tcPr>
-            <w:tcW w:w="3061" w:type="dxa"/>
-          </w:tcPr>
-          <w:p>
-            <w:pPr>
-              <w:keepNext/>
-              <w:spacing w:before="80" w:after="80" w:line="240" w:lineRule="auto"/>
-              <w:ind w:firstLine="0"/>
-              <w:jc w:val="left"/>
-            </w:pPr>
-            <w:r>
-              <w:rPr>
-                <w:sz w:val="24"/>
-              </w:rPr>
-              <w:t>Голованов Ф. А. / 5 рабочих дней</w:t>
-            </w:r>
-          </w:p>
-        </w:tc>
-      </w:tr>
-      <w:tr>
-        <w:trPr>
-          <w:cantSplit/>
-        </w:trPr>
-        <w:tc>
-          <w:tcPr>
-            <w:tcW w:w="510" w:type="dxa"/>
-          </w:tcPr>
-          <w:p>
-            <w:pPr>
-              <w:keepNext/>
-              <w:spacing w:before="80" w:after="80" w:line="240" w:lineRule="auto"/>
-              <w:ind w:firstLine="0"/>
-              <w:jc w:val="left"/>
-            </w:pPr>
-            <w:r>
-              <w:rPr>
-                <w:sz w:val="24"/>
-              </w:rPr>
-              <w:t>Н4</w:t>
-            </w:r>
-          </w:p>
-        </w:tc>
-        <w:tc>
-          <w:tcPr>
-            <w:tcW w:w="5783" w:type="dxa"/>
-          </w:tcPr>
-          <w:p>
-            <w:pPr>
-              <w:keepNext/>
-              <w:spacing w:before="80" w:after="80" w:line="240" w:lineRule="auto"/>
-              <w:ind w:firstLine="0"/>
-              <w:jc w:val="left"/>
-            </w:pPr>
-            <w:r>
-              <w:rPr>
-                <w:sz w:val="24"/>
-              </w:rPr>
-              <w:t>Составить поэкземплярную ведомость приборов и СЗИ; сверить заводские номера, поверку, формуляры, сертификаты и права на ПО. Результат: ведомость с подтверждающими документами.</w:t>
-            </w:r>
-          </w:p>
-        </w:tc>
-        <w:tc>
-          <w:tcPr>
-            <w:tcW w:w="3061" w:type="dxa"/>
-          </w:tcPr>
-          <w:p>
-            <w:pPr>
-              <w:keepNext/>
-              <w:spacing w:before="80" w:after="80" w:line="240" w:lineRule="auto"/>
-              <w:ind w:firstLine="0"/>
-              <w:jc w:val="left"/>
-            </w:pPr>
-            <w:r>
-              <w:rPr>
-                <w:sz w:val="24"/>
-              </w:rPr>
-              <w:t>Ковалев Д. П., Смирнов А. В. / 5 рабочих дней</w:t>
-            </w:r>
-          </w:p>
-        </w:tc>
-      </w:tr>
-      <w:tr>
-        <w:trPr>
-          <w:cantSplit/>
-        </w:trPr>
-        <w:tc>
-          <w:tcPr>
-            <w:tcW w:w="510" w:type="dxa"/>
-          </w:tcPr>
-          <w:p>
-            <w:pPr>
-              <w:spacing w:before="80" w:after="80" w:line="240" w:lineRule="auto"/>
-              <w:ind w:firstLine="0"/>
-              <w:jc w:val="left"/>
-            </w:pPr>
-            <w:r>
-              <w:rPr>
-                <w:sz w:val="24"/>
-              </w:rPr>
-              <w:t>Н5</w:t>
-            </w:r>
-          </w:p>
-        </w:tc>
-        <w:tc>
-          <w:tcPr>
-            <w:tcW w:w="5783" w:type="dxa"/>
-          </w:tcPr>
-          <w:p>
-            <w:pPr>
-              <w:spacing w:before="80" w:after="80" w:line="240" w:lineRule="auto"/>
-              <w:ind w:firstLine="0"/>
-              <w:jc w:val="left"/>
-            </w:pPr>
-            <w:r>
-              <w:rPr>
-                <w:sz w:val="24"/>
-              </w:rPr>
-              <w:t>Восстановлены план № 40 и приказ допуска № 41; согласованы восемь учебных форм и чек-лист. Результат: Н5 закрыто в части оформления и комплектности.</w:t>
-            </w:r>
-          </w:p>
-        </w:tc>
-        <w:tc>
-          <w:tcPr>
-            <w:tcW w:w="3061" w:type="dxa"/>
-          </w:tcPr>
-          <w:p>
-            <w:pPr>
-              <w:spacing w:before="80" w:after="80" w:line="240" w:lineRule="auto"/>
-              <w:ind w:firstLine="0"/>
-              <w:jc w:val="left"/>
-            </w:pPr>
-            <w:r>
-              <w:rPr>
-                <w:sz w:val="24"/>
-              </w:rPr>
-              <w:t>Ковалев Д. П. / выполнено 10.09.2026</w:t>
-            </w:r>
-          </w:p>
-        </w:tc>
-      </w:tr>
-    </w:tbl>
-    <w:p>
-      <w:r>
-        <w:t>Замечание закрывается после проверки результата, а не после обещания предоставить документ. Для Н2–Н4 необходима идентификация конкретного объекта, работника или экземпляра оборудования. Повторная проверка фиксирует дату, проверенный документ и решение по каждому коду.</w:t>
+        <w:rPr>
+          <w:rFonts w:ascii="Times New Roman" w:hAnsi="Times New Roman"/>
+        </w:rPr>
+        <w:t xml:space="preserve">Вопрос 1. </w:t>
+      </w:r>
+      <w:r>
+        <w:rPr>
+          <w:rFonts w:ascii="Times New Roman" w:hAnsi="Times New Roman"/>
+        </w:rPr>
+        <w:t>Какие документы подтверждают наличие специалистов?</w:t>
       </w:r>
     </w:p>
     <w:p>
       <w:r>
-        <w:t>До подтверждения готовности организация в учебной модели не использует неподтверждённые средства и объекты для соответствующих работ. Это предложенная организационная мера; решение о приостановлении лицензии данным отчётом не принимается.</w:t>
+        <w:t>Справки № 6 и № 24 показывают состав профильной группы. Для доказательства требуются документы о приёме и назначении, работе по основному месту, дипломы, сведения о стаже и дополнительном образовании. В рассмотренной папке первичные копии не представлены; сформировано замечание Н3.</w:t>
+      </w:r>
+    </w:p>
+    <w:p>
+      <w:pPr>
+        <w:pStyle w:val="21"/>
+        <w:ind w:firstLine="709"/>
+      </w:pPr>
+      <w:r>
+        <w:rPr>
+          <w:rFonts w:ascii="Times New Roman" w:hAnsi="Times New Roman"/>
+        </w:rPr>
+        <w:t xml:space="preserve">Вопрос 2. </w:t>
+      </w:r>
+      <w:r>
+        <w:rPr>
+          <w:rFonts w:ascii="Times New Roman" w:hAnsi="Times New Roman"/>
+        </w:rPr>
+        <w:t>Какие помещения защищены и кто имеет доступ?</w:t>
+      </w:r>
+    </w:p>
+    <w:p>
+      <w:r>
+        <w:t>Ограниченный доступ предусмотрен в серверную-лабораторию 04, архив 05 и переговорную 06. Назначение описано паспортом № 35; именной допуск — приказом № 41 из ПЗ № 1. Организацию доступа обеспечивает Ковалев Д. П. Статус аттестации требует отдельного подтверждения.</w:t>
+      </w:r>
+    </w:p>
+    <w:p>
+      <w:pPr>
+        <w:pStyle w:val="21"/>
+        <w:ind w:firstLine="709"/>
+      </w:pPr>
+      <w:r>
+        <w:rPr>
+          <w:rFonts w:ascii="Times New Roman" w:hAnsi="Times New Roman"/>
+        </w:rPr>
+        <w:t xml:space="preserve">Вопрос 3. </w:t>
+      </w:r>
+      <w:r>
+        <w:rPr>
+          <w:rFonts w:ascii="Times New Roman" w:hAnsi="Times New Roman"/>
+        </w:rPr>
+        <w:t>Как исключается неконтролируемый перенос информации?</w:t>
+      </w:r>
+    </w:p>
+    <w:p>
+      <w:r>
+        <w:t>Между общим и защищённым контурами не предусмотрена сеть. Входящие носители проверяются на автономном АРМ-06; используются учтённые TR-IN/TR-OUT. Операции регистрируются по документу № 42. При реальной проверке дополнительно проверяются настройки портов, состав соединений и записи журналов.</w:t>
+      </w:r>
+    </w:p>
+    <w:p>
+      <w:pPr>
+        <w:pStyle w:val="21"/>
+        <w:ind w:firstLine="709"/>
+      </w:pPr>
+      <w:r>
+        <w:rPr>
+          <w:rFonts w:ascii="Times New Roman" w:hAnsi="Times New Roman"/>
+        </w:rPr>
+        <w:t xml:space="preserve">Вопрос 4. </w:t>
+      </w:r>
+      <w:r>
+        <w:rPr>
+          <w:rFonts w:ascii="Times New Roman" w:hAnsi="Times New Roman"/>
+        </w:rPr>
+        <w:t>Чем подтверждается эффективность СЗИ?</w:t>
+      </w:r>
+    </w:p>
+    <w:p>
+      <w:r>
+        <w:t>Перечень № 9 и паспорт № 39 описывают предусмотренные средства. Для обоснованного вывода необходимо сопоставить конкретное исполнение с сертификатом, проверить эксплуатационные условия и результаты оценки соответствия АС. Отсутствие аттестата прямо отражено в № 26; сформировано замечание Н2.</w:t>
+      </w:r>
+    </w:p>
+    <w:p>
+      <w:pPr>
+        <w:pStyle w:val="21"/>
+        <w:ind w:firstLine="709"/>
+      </w:pPr>
+      <w:r>
+        <w:rPr>
+          <w:rFonts w:ascii="Times New Roman" w:hAnsi="Times New Roman"/>
+        </w:rPr>
+        <w:lastRenderedPageBreak/>
+        <w:t xml:space="preserve">Вопрос 5. </w:t>
+      </w:r>
+      <w:r>
+        <w:rPr>
+          <w:rFonts w:ascii="Times New Roman" w:hAnsi="Times New Roman"/>
+        </w:rPr>
+        <w:t>Как проверяется возможность восстановления данных?</w:t>
+      </w:r>
+    </w:p>
+    <w:p>
+      <w:r>
+        <w:t>Регламент № 43 предусматривает ежемесячный тест восстановления в отдельный каталог. Запись от 01.09.2026 указывает совпадение контрольной суммы тестового файла. При проверке следует воспроизвести восстановление и оценить достаточность объёма носителей; такой технический эксперимент в рамках анализа файлов не проводился.</w:t>
+      </w:r>
+    </w:p>
+    <w:p>
+      <w:pPr>
+        <w:pStyle w:val="21"/>
+        <w:ind w:firstLine="709"/>
+      </w:pPr>
+      <w:r>
+        <w:rPr>
+          <w:rFonts w:ascii="Times New Roman" w:hAnsi="Times New Roman"/>
+        </w:rPr>
+        <w:t xml:space="preserve">Вопрос 6. </w:t>
+      </w:r>
+      <w:r>
+        <w:rPr>
+          <w:rFonts w:ascii="Times New Roman" w:hAnsi="Times New Roman"/>
+        </w:rPr>
+        <w:t>Можно ли составить протокол по КоАП РФ автоматически?</w:t>
+      </w:r>
+    </w:p>
+    <w:p>
+      <w:r>
+        <w:t>Нет. Недостаток учебного пакета не устанавливает событие и состав административного правонарушения. Требуются фактические обстоятельства, доказательства, правовая квалификация и полномочия должностного лица. Шаблон протокола не используется как доказательство виновности организации.</w:t>
+      </w:r>
+    </w:p>
+    <w:p>
+      <w:pPr>
+        <w:spacing w:after="200" w:line="276" w:lineRule="auto"/>
+        <w:ind w:firstLine="0"/>
+        <w:jc w:val="left"/>
+        <w:rPr>
+          <w:rFonts w:eastAsiaTheme="majorEastAsia" w:cstheme="majorBidi"/>
+          <w:b/>
+          <w:bCs/>
+          <w:szCs w:val="28"/>
+        </w:rPr>
+      </w:pPr>
+      <w:r>
+        <w:br w:type="page"/>
       </w:r>
     </w:p>
     <w:p>
@@ -2715,318 +2553,173 @@
           <w:rFonts w:ascii="Times New Roman" w:hAnsi="Times New Roman"/>
         </w:rPr>
         <w:lastRenderedPageBreak/>
-        <w:t>7 ОТВЕТЫ НА ВОПРОСЫ ИНСПЕКТОРА</w:t>
+        <w:t>КОНТРОЛЬНЫЕ ВОПРОСЫ</w:t>
       </w:r>
     </w:p>
     <w:p>
       <w:pPr>
         <w:pStyle w:val="21"/>
+        <w:ind w:firstLine="709"/>
       </w:pPr>
       <w:r>
         <w:rPr>
           <w:rFonts w:ascii="Times New Roman" w:hAnsi="Times New Roman"/>
         </w:rPr>
-        <w:t>Какие документы подтверждают наличие специалистов?</w:t>
+        <w:t xml:space="preserve">Вопрос </w:t>
+      </w:r>
+      <w:r>
+        <w:rPr>
+          <w:rFonts w:ascii="Times New Roman" w:hAnsi="Times New Roman"/>
+        </w:rPr>
+        <w:t>1. Какие цели и задачи преследует лицензирование ТЗКИ?</w:t>
       </w:r>
     </w:p>
     <w:p>
       <w:r>
-        <w:t>Справки № 6 и № 24 показывают состав профильной группы. Для доказательства требуются документы о приёме и назначении, работе по основному месту, дипломы, сведения о стаже и дополнительном образовании. В рассмотренной папке первичные копии не представлены; сформировано замечание Н3.</w:t>
+        <w:t>Лицензирование обеспечивает допуск к работам организаций и предпринимателей, отвечающих установленным требованиям. Его задачи — проверить готовность персонала и материальной базы, поддерживать соблюдение требований в ходе деятельности и снижать риск ущерба охраняемой информации, гражданам и государству [2, 3].</w:t>
       </w:r>
     </w:p>
     <w:p>
       <w:pPr>
         <w:pStyle w:val="21"/>
+        <w:ind w:firstLine="709"/>
       </w:pPr>
       <w:r>
         <w:rPr>
           <w:rFonts w:ascii="Times New Roman" w:hAnsi="Times New Roman"/>
         </w:rPr>
-        <w:t>Какие помещения защищены и кто имеет доступ?</w:t>
+        <w:t xml:space="preserve">Вопрос </w:t>
+      </w:r>
+      <w:r>
+        <w:rPr>
+          <w:rFonts w:ascii="Times New Roman" w:hAnsi="Times New Roman"/>
+        </w:rPr>
+        <w:t>2. Какие виды деятельности подлежат лицензированию по постановлению № 79?</w:t>
       </w:r>
     </w:p>
     <w:p>
       <w:r>
-        <w:t>Ограниченный доступ предусмотрен в серверную-лабораторию 04, архив 05 и переговорную 06. Назначение описано паспортом № 35; именной допуск — приказом № 41 из ПЗ № 1. Организацию доступа обеспечивает Ковалев Д. П. Статус аттестации требует отдельного подтверждения.</w:t>
+        <w:t>Пункт 4 Положения выделяет шесть групп: контроль защищённости от утечки по техническим каналам; контроль от несанкционированного доступа и модификации; мониторинг информационной безопасности; аттестационные испытания и аттестация; проектирование в защищённом исполнении; установка, монтаж, наладка, испытания и ремонт средств защиты информации [2].</w:t>
       </w:r>
     </w:p>
     <w:p>
       <w:pPr>
         <w:pStyle w:val="21"/>
+        <w:ind w:firstLine="709"/>
       </w:pPr>
       <w:r>
         <w:rPr>
           <w:rFonts w:ascii="Times New Roman" w:hAnsi="Times New Roman"/>
         </w:rPr>
-        <w:t>Как исключается неконтролируемый перенос информации?</w:t>
+        <w:t xml:space="preserve">Вопрос </w:t>
+      </w:r>
+      <w:r>
+        <w:rPr>
+          <w:rFonts w:ascii="Times New Roman" w:hAnsi="Times New Roman"/>
+        </w:rPr>
+        <w:t>3. Каков порядок получения лицензии на ТЗКИ?</w:t>
       </w:r>
     </w:p>
     <w:p>
       <w:r>
-        <w:t>Между общим и защищённым контурами не предусмотрена сеть. Входящие носители проверяются на автономном АРМ-06; используются учтённые TR-IN/TR-OUT. Операции регистрируются по документу № 42. При реальной проверке дополнительно проверяются настройки портов, состав соединений и записи журналов.</w:t>
+        <w:t>Соискатель определяет работы, проверяет соответствие пункту 5 Положения и готовит заявление с документами пункта 8. Комплект представляется в ФСТЭК России в предусмотренном специальным положением порядке. Лицензирующий орган проверяет полноту и достоверность сведений, оценивает соответствие требованиям и принимает решение; предоставление лицензии отражается в реестре [2, 3].</w:t>
       </w:r>
     </w:p>
     <w:p>
       <w:pPr>
         <w:pStyle w:val="21"/>
+        <w:ind w:firstLine="709"/>
       </w:pPr>
       <w:r>
         <w:rPr>
           <w:rFonts w:ascii="Times New Roman" w:hAnsi="Times New Roman"/>
         </w:rPr>
-        <w:t>Чем подтверждается эффективность СЗИ?</w:t>
+        <w:t xml:space="preserve">Вопрос </w:t>
+      </w:r>
+      <w:r>
+        <w:rPr>
+          <w:rFonts w:ascii="Times New Roman" w:hAnsi="Times New Roman"/>
+        </w:rPr>
+        <w:t>4. Какие требования предъявляются к соискателю и лицензиату?</w:t>
       </w:r>
     </w:p>
     <w:p>
       <w:r>
-        <w:t>Перечень № 9 и паспорт № 39 описывают предусмотренные средства. Для обоснованного вывода необходимо сопоставить конкретное исполнение с сертификатом, проверить эксплуатационные условия и результаты оценки соответствия АС. Отсутствие аттестата прямо отражено в № 26; сформировано замечание Н2.</w:t>
+        <w:t xml:space="preserve">Для соискателя пункт 5 устанавливает требования к профильным кадрам, законному владению и пользованию помещениями, оборудованию, защищённым АС и документации. Для действующего лицензиата пункт 6 </w:t>
+      </w:r>
+      <w:r>
+        <w:lastRenderedPageBreak/>
+        <w:t>требует обеспечивать соответствующие условия при выполнении работ и повышение квалификации профильных работников не реже одного раза в пять лет [2].</w:t>
+      </w:r>
+    </w:p>
+    <w:p>
+      <w:r>
+        <w:t>При проверке необходимо оценивать образование и стаж по конкретному основанию допуска, документы оценки соответствия, метрологическое обеспечение и применимость оборудования к заявленным работам. Наличие общей справки не заменяет проверки первичных доказательств.</w:t>
       </w:r>
     </w:p>
     <w:p>
       <w:pPr>
         <w:pStyle w:val="21"/>
+        <w:ind w:firstLine="709"/>
+      </w:pPr>
+      <w:r>
+        <w:rPr>
+          <w:rFonts w:ascii="Times New Roman" w:hAnsi="Times New Roman"/>
+        </w:rPr>
+        <w:t xml:space="preserve">Вопрос </w:t>
+      </w:r>
+      <w:r>
+        <w:rPr>
+          <w:rFonts w:ascii="Times New Roman" w:hAnsi="Times New Roman"/>
+        </w:rPr>
+        <w:t>5. Когда лицензия может быть приостановлена или аннулирована?</w:t>
+      </w:r>
+    </w:p>
+    <w:p>
+      <w:r>
+        <w:t>Приостановление применяется в случаях статьи 20 Закона № 99-ФЗ, в том числе при привлечении к административной ответственности за неисполнение в срок предписания об устранении грубого нарушения либо при назначении административного приостановления деятельности за грубое нарушение. Аннулирование производится судом по заявлению лицензирующего органа при предусмотренных законом основаниях [3].</w:t>
+      </w:r>
+    </w:p>
+    <w:p>
+      <w:r>
+        <w:t>Квалификация грубого нарушения учитывает пункт 7 Положения № 79 и предусмотренные законом последствия. Каждое замечание к оформлению документов само по себе не означает грубого нарушения и автоматической утраты лицензии [2, 3].</w:t>
+      </w:r>
+    </w:p>
+    <w:p>
+      <w:pPr>
+        <w:pStyle w:val="21"/>
+        <w:ind w:firstLine="709"/>
+      </w:pPr>
+      <w:r>
+        <w:rPr>
+          <w:rFonts w:ascii="Times New Roman" w:hAnsi="Times New Roman"/>
+        </w:rPr>
+        <w:t xml:space="preserve">Вопрос </w:t>
+      </w:r>
+      <w:r>
+        <w:rPr>
+          <w:rFonts w:ascii="Times New Roman" w:hAnsi="Times New Roman"/>
+        </w:rPr>
+        <w:t>6. Какие органы осуществляют лицензирование?</w:t>
+      </w:r>
+    </w:p>
+    <w:p>
+      <w:r>
+        <w:t>Лицензирование деятельности по ТЗКИ осуществляет ФСТЭК России — пункт 3 Положения № 79. Минюст России обеспечивает государственную регистрацию подлежащих ей нормативных актов, но не выдаёт лицензию на ТЗКИ. Разграничение компетенции важно при поиске форм и направлении документов [2].</w:t>
+      </w:r>
+    </w:p>
+    <w:p>
+      <w:pPr>
+        <w:pStyle w:val="21"/>
+        <w:ind w:firstLine="709"/>
       </w:pPr>
       <w:r>
         <w:rPr>
           <w:rFonts w:ascii="Times New Roman" w:hAnsi="Times New Roman"/>
         </w:rPr>
         <w:lastRenderedPageBreak/>
-        <w:t>Как проверяется возможность восстановления данных?</w:t>
-      </w:r>
-    </w:p>
-    <w:p>
-      <w:r>
-        <w:t>Регламент № 43 предусматривает ежемесячный тест восстановления в отдельный каталог. Запись от 01.09.2026 указывает совпадение контрольной суммы тестового файла. При проверке следует воспроизвести восстановление и оценить достаточность объёма носителей; такой технический эксперимент в рамках анализа файлов не проводился.</w:t>
-      </w:r>
-    </w:p>
-    <w:p>
-      <w:pPr>
-        <w:pStyle w:val="21"/>
-      </w:pPr>
-      <w:r>
-        <w:rPr>
-          <w:rFonts w:ascii="Times New Roman" w:hAnsi="Times New Roman"/>
-        </w:rPr>
-        <w:t>Можно ли составить протокол по КоАП РФ автоматически?</w:t>
-      </w:r>
-    </w:p>
-    <w:p>
-      <w:r>
-        <w:t>Нет. Недостаток учебного пакета не устанавливает событие и состав административного правонарушения. Требуются фактические обстоятельства, доказательства, правовая квалификация и полномочия должностного лица. Шаблон протокола не используется как доказательство виновности организации.</w:t>
-      </w:r>
-    </w:p>
-    <w:p>
-      <w:pPr>
-        <w:pStyle w:val="1"/>
-      </w:pPr>
-      <w:r>
-        <w:rPr>
-          <w:rFonts w:ascii="Times New Roman" w:hAnsi="Times New Roman"/>
-        </w:rPr>
-        <w:t>8 ЗАКЛЮЧЕНИЕ ПО ПРОВЕРКЕ ОРГАНИЗАЦИИ</w:t>
-      </w:r>
-    </w:p>
-    <w:p>
-      <w:r>
-        <w:t>Учебное заключение № УЗ-02 от 10.09.2026. Объект — комплект документов ООО «ТехноЩит». Основание — задание практической работы № 2. Исполнитель документарного анализа — Ковалев Данил Петрович. Объём проверки — 37 файлов основного пакета, включая два восстановленных документа из ПЗ № 1.</w:t>
-      </w:r>
-    </w:p>
-    <w:p>
-      <w:pPr>
-        <w:pStyle w:val="21"/>
-      </w:pPr>
-      <w:r>
-        <w:rPr>
-          <w:rFonts w:ascii="Times New Roman" w:hAnsi="Times New Roman"/>
-        </w:rPr>
-        <w:t>Установленные результаты</w:t>
-      </w:r>
-    </w:p>
-    <w:p>
-      <w:r>
-        <w:t>В пакете описаны распределение ответственности, арендуемые помещения, состав АС, раздельные сетевые контуры, учёт носителей и резервное копирование. Представлены заявление, восемь приложений к нему, договорные и технические материалы, а также согласованные учебные формы проверки.</w:t>
-      </w:r>
-    </w:p>
-    <w:p>
-      <w:r>
-        <w:t xml:space="preserve">Выявлены пять групп замечаний Н1–Н5: неподтверждённый лицензионный статус и противоречие дат; отсутствие оформленного аттестата АС; неполное кадровое досье; недостаточная идентификация </w:t>
-      </w:r>
-      <w:r>
-        <w:lastRenderedPageBreak/>
-        <w:t>оборудования и документов оценки соответствия; незаполненные реквизиты и неподтверждённые положительные выводы в шаблонах.</w:t>
-      </w:r>
-    </w:p>
-    <w:p>
-      <w:pPr>
-        <w:pStyle w:val="21"/>
-      </w:pPr>
-      <w:r>
-        <w:rPr>
-          <w:rFonts w:ascii="Times New Roman" w:hAnsi="Times New Roman"/>
-        </w:rPr>
-        <w:t>Сильные стороны системы защиты</w:t>
-      </w:r>
-    </w:p>
-    <w:p>
-      <w:r>
-        <w:t>Документация связывает помещения, оборудование и информационные ресурсы едиными обозначениями. Предусмотрены отдельный защищённый контур, автономная проверка носителей, именной доступ, раздельные права на ресурсы, ротация резервных носителей и контрольное восстановление. Эти решения позволяют построить последовательную программу технической проверки.</w:t>
-      </w:r>
-    </w:p>
-    <w:p>
-      <w:pPr>
-        <w:pStyle w:val="21"/>
-      </w:pPr>
-      <w:r>
-        <w:rPr>
-          <w:rFonts w:ascii="Times New Roman" w:hAnsi="Times New Roman"/>
-        </w:rPr>
-        <w:t>Итоговый вывод</w:t>
-      </w:r>
-    </w:p>
-    <w:p>
-      <w:r>
-        <w:t>Соответствие ООО «ТехноЩит» всем лицензионным требованиям по представленному комплекту не подтверждено. Описанные меры формируют основу системы защиты, однако вывод о полном соответствии преждевременен до устранения Н1–Н4 и проверки первичных доказательств.</w:t>
-      </w:r>
-    </w:p>
-    <w:p>
-      <w:r>
-        <w:t>Предложен план корректирующих мероприятий с ответственными, сроками подготовки и критериями закрытия замечаний. Н5 устранено в части оформления; Н1–Н4 остаются открытыми. Материалы не дают оснований утверждать наличие грубого нарушения или назначать административное наказание без дополнительного установления обстоятельств.</w:t>
-      </w:r>
-    </w:p>
-    <w:p>
-      <w:r>
-        <w:t>Заключение оформлено как результат учебного анализа и не является актом государственного контроля или решением ФСТЭК России.</w:t>
-      </w:r>
-    </w:p>
-    <w:p>
-      <w:pPr>
-        <w:pStyle w:val="1"/>
-      </w:pPr>
-      <w:r>
-        <w:rPr>
-          <w:rFonts w:ascii="Times New Roman" w:hAnsi="Times New Roman"/>
-        </w:rPr>
-        <w:t>9 КОНТРОЛЬНЫЕ ВОПРОСЫ</w:t>
-      </w:r>
-    </w:p>
-    <w:p>
-      <w:pPr>
-        <w:pStyle w:val="21"/>
-      </w:pPr>
-      <w:r>
-        <w:rPr>
-          <w:rFonts w:ascii="Times New Roman" w:hAnsi="Times New Roman"/>
-        </w:rPr>
-        <w:t>1. Какие цели и задачи преследует лицензирование ТЗКИ?</w:t>
-      </w:r>
-    </w:p>
-    <w:p>
-      <w:r>
-        <w:t xml:space="preserve">Лицензирование обеспечивает допуск к работам организаций и предпринимателей, отвечающих установленным требованиям. Его задачи — проверить готовность персонала и материальной базы, поддерживать </w:t>
-      </w:r>
-      <w:r>
-        <w:lastRenderedPageBreak/>
-        <w:t>соблюдение требований в ходе деятельности и снижать риск ущерба охраняемой информации, гражданам и государству [2, 3].</w:t>
-      </w:r>
-    </w:p>
-    <w:p>
-      <w:pPr>
-        <w:pStyle w:val="21"/>
-      </w:pPr>
-      <w:r>
-        <w:rPr>
-          <w:rFonts w:ascii="Times New Roman" w:hAnsi="Times New Roman"/>
-        </w:rPr>
-        <w:t>2. Какие виды деятельности подлежат лицензированию по постановлению № 79?</w:t>
-      </w:r>
-    </w:p>
-    <w:p>
-      <w:r>
-        <w:t>Пункт 4 Положения выделяет шесть групп: контроль защищённости от утечки по техническим каналам; контроль от несанкционированного доступа и модификации; мониторинг информационной безопасности; аттестационные испытания и аттестация; проектирование в защищённом исполнении; установка, монтаж, наладка, испытания и ремонт средств защиты информации [2].</w:t>
-      </w:r>
-    </w:p>
-    <w:p>
-      <w:pPr>
-        <w:pStyle w:val="21"/>
-      </w:pPr>
-      <w:r>
-        <w:rPr>
-          <w:rFonts w:ascii="Times New Roman" w:hAnsi="Times New Roman"/>
-        </w:rPr>
-        <w:t>3. Каков порядок получения лицензии на ТЗКИ?</w:t>
-      </w:r>
-    </w:p>
-    <w:p>
-      <w:r>
-        <w:t>Соискатель определяет работы, проверяет соответствие пункту 5 Положения и готовит заявление с документами пункта 8. Комплект представляется в ФСТЭК России в предусмотренном специальным положением порядке. Лицензирующий орган проверяет полноту и достоверность сведений, оценивает соответствие требованиям и принимает решение; предоставление лицензии отражается в реестре [2, 3].</w:t>
-      </w:r>
-    </w:p>
-    <w:p>
-      <w:pPr>
-        <w:pStyle w:val="21"/>
-      </w:pPr>
-      <w:r>
-        <w:rPr>
-          <w:rFonts w:ascii="Times New Roman" w:hAnsi="Times New Roman"/>
-        </w:rPr>
-        <w:t>4. Какие требования предъявляются к соискателю и лицензиату?</w:t>
-      </w:r>
-    </w:p>
-    <w:p>
-      <w:r>
-        <w:t>Для соискателя пункт 5 устанавливает требования к профильным кадрам, законному владению и пользованию помещениями, оборудованию, защищённым АС и документации. Для действующего лицензиата пункт 6 требует обеспечивать соответствующие условия при выполнении работ и повышение квалификации профильных работников не реже одного раза в пять лет [2].</w:t>
-      </w:r>
-    </w:p>
-    <w:p>
-      <w:r>
-        <w:t xml:space="preserve">При проверке необходимо оценивать образование и стаж по конкретному основанию допуска, документы оценки соответствия, метрологическое обеспечение и применимость оборудования к заявленным </w:t>
-      </w:r>
-      <w:r>
-        <w:lastRenderedPageBreak/>
-        <w:t>работам. Наличие общей справки не заменяет проверки первичных доказательств.</w:t>
-      </w:r>
-    </w:p>
-    <w:p>
-      <w:pPr>
-        <w:pStyle w:val="21"/>
-      </w:pPr>
-      <w:r>
-        <w:rPr>
-          <w:rFonts w:ascii="Times New Roman" w:hAnsi="Times New Roman"/>
-        </w:rPr>
-        <w:t>5. Когда лицензия может быть приостановлена или аннулирована?</w:t>
-      </w:r>
-    </w:p>
-    <w:p>
-      <w:r>
-        <w:t>Приостановление применяется в случаях статьи 20 Закона № 99-ФЗ, в том числе при привлечении к административной ответственности за неисполнение в срок предписания об устранении грубого нарушения либо при назначении административного приостановления деятельности за грубое нарушение. Аннулирование производится судом по заявлению лицензирующего органа при предусмотренных законом основаниях [3].</w:t>
-      </w:r>
-    </w:p>
-    <w:p>
-      <w:r>
-        <w:t>Квалификация грубого нарушения учитывает пункт 7 Положения № 79 и предусмотренные законом последствия. Каждое замечание к оформлению документов само по себе не означает грубого нарушения и автоматической утраты лицензии [2, 3].</w:t>
-      </w:r>
-    </w:p>
-    <w:p>
-      <w:pPr>
-        <w:pStyle w:val="21"/>
-      </w:pPr>
-      <w:r>
-        <w:rPr>
-          <w:rFonts w:ascii="Times New Roman" w:hAnsi="Times New Roman"/>
-        </w:rPr>
-        <w:t>6. Какие органы осуществляют лицензирование?</w:t>
-      </w:r>
-    </w:p>
-    <w:p>
-      <w:r>
-        <w:t>Лицензирование деятельности по ТЗКИ осуществляет ФСТЭК России — пункт 3 Положения № 79. Минюст России обеспечивает государственную регистрацию подлежащих ей нормативных актов, но не выдаёт лицензию на ТЗКИ. Разграничение компетенции важно при поиске форм и направлении документов [2].</w:t>
-      </w:r>
-    </w:p>
-    <w:p>
-      <w:pPr>
-        <w:pStyle w:val="21"/>
-      </w:pPr>
+        <w:t xml:space="preserve">Вопрос </w:t>
+      </w:r>
       <w:r>
         <w:rPr>
           <w:rFonts w:ascii="Times New Roman" w:hAnsi="Times New Roman"/>
@@ -3041,331 +2734,23 @@
     </w:p>
     <w:p>
       <w:r>
-        <w:t xml:space="preserve">Практическое значение проявляется в проверяемости результата: можно установить, кто выполнил работы, на каком оборудовании, по какой </w:t>
-      </w:r>
-      <w:r>
-        <w:lastRenderedPageBreak/>
-        <w:t>методике и чем подтверждена эффективность защиты. Лицензия не заменяет постоянную эксплуатацию и контроль системы защиты.</w:t>
+        <w:t>Практическое значение проявляется в проверяемости результата: можно установить, кто выполнил работы, на каком оборудовании, по какой методике и чем подтверждена эффективность защиты. Лицензия не заменяет постоянную эксплуатацию и контроль системы защиты.</w:t>
       </w:r>
     </w:p>
     <w:p>
       <w:pPr>
-        <w:pStyle w:val="21"/>
+        <w:spacing w:after="200" w:line="276" w:lineRule="auto"/>
+        <w:ind w:firstLine="0"/>
+        <w:jc w:val="left"/>
+        <w:rPr>
+          <w:rFonts w:eastAsiaTheme="majorEastAsia" w:cstheme="majorBidi"/>
+          <w:b/>
+          <w:bCs/>
+          <w:szCs w:val="28"/>
+        </w:rPr>
       </w:pPr>
       <w:r>
-        <w:rPr>
-          <w:rFonts w:ascii="Times New Roman" w:hAnsi="Times New Roman"/>
-        </w:rPr>
-        <w:t>Применение к рассмотренному пакету</w:t>
-      </w:r>
-    </w:p>
-    <w:p>
-      <w:r>
-        <w:t>В данном случае наиболее существенен разрыв между описанием мер защиты и подтверждением их реализации. Поэтому результатом работы стала матрица доказательств и план устранения замечаний, а не формальное утверждение, что наличие набора документов автоматически обеспечивает соблюдение требований.</w:t>
-      </w:r>
-    </w:p>
-    <w:p>
-      <w:pPr>
-        <w:pStyle w:val="1"/>
-      </w:pPr>
-      <w:r>
-        <w:rPr>
-          <w:rFonts w:ascii="Times New Roman" w:hAnsi="Times New Roman"/>
-        </w:rPr>
-        <w:t>10 ИЗУЧЕНИЕ ОТКРЫТЫХ РЕСУРСОВ</w:t>
-      </w:r>
-    </w:p>
-    <w:p>
-      <w:r>
-        <w:t>Материалы проверены 10.09.2026. Приоритет отдан текстам нормативных актов и официальным ресурсам. Для чтения консолидированной редакции Положения № 79 использована открытая страница КонсультантПлюс [2].</w:t>
-      </w:r>
-    </w:p>
-    <w:p>
-      <w:pPr>
-        <w:keepNext/>
-        <w:spacing w:after="120"/>
-        <w:ind w:firstLine="0"/>
-      </w:pPr>
-      <w:r>
-        <w:t>Таблица 5 — Ресурсы и результаты работы с ними</w:t>
-      </w:r>
-    </w:p>
-    <w:tbl>
-      <w:tblPr>
-        <w:tblStyle w:val="aff0"/>
-        <w:tblW w:w="0" w:type="auto"/>
-        <w:tblLayout w:type="fixed"/>
-        <w:tblLook w:val="04A0" w:firstRow="1" w:lastRow="0" w:firstColumn="1" w:lastColumn="0" w:noHBand="0" w:noVBand="1"/>
-      </w:tblPr>
-      <w:tblGrid>
-        <w:gridCol w:w="2835"/>
-        <w:gridCol w:w="6520"/>
-      </w:tblGrid>
-      <w:tr>
-        <w:trPr>
-          <w:cantSplit/>
-          <w:tblHeader/>
-        </w:trPr>
-        <w:tc>
-          <w:tcPr>
-            <w:tcW w:w="2835" w:type="dxa"/>
-          </w:tcPr>
-          <w:p>
-            <w:pPr>
-              <w:keepNext/>
-              <w:spacing w:before="80" w:after="80" w:line="240" w:lineRule="auto"/>
-              <w:ind w:firstLine="0"/>
-              <w:jc w:val="left"/>
-            </w:pPr>
-            <w:r>
-              <w:rPr>
-                <w:b/>
-                <w:sz w:val="24"/>
-              </w:rPr>
-              <w:t>Ресурс</w:t>
-            </w:r>
-          </w:p>
-        </w:tc>
-        <w:tc>
-          <w:tcPr>
-            <w:tcW w:w="6520" w:type="dxa"/>
-          </w:tcPr>
-          <w:p>
-            <w:pPr>
-              <w:keepNext/>
-              <w:spacing w:before="80" w:after="80" w:line="240" w:lineRule="auto"/>
-              <w:ind w:firstLine="0"/>
-              <w:jc w:val="left"/>
-            </w:pPr>
-            <w:r>
-              <w:rPr>
-                <w:b/>
-                <w:sz w:val="24"/>
-              </w:rPr>
-              <w:t>Назначение и результат</w:t>
-            </w:r>
-          </w:p>
-        </w:tc>
-      </w:tr>
-      <w:tr>
-        <w:trPr>
-          <w:cantSplit/>
-        </w:trPr>
-        <w:tc>
-          <w:tcPr>
-            <w:tcW w:w="2835" w:type="dxa"/>
-          </w:tcPr>
-          <w:p>
-            <w:pPr>
-              <w:keepNext/>
-              <w:spacing w:before="80" w:after="80" w:line="240" w:lineRule="auto"/>
-              <w:ind w:firstLine="0"/>
-              <w:jc w:val="left"/>
-            </w:pPr>
-            <w:r>
-              <w:rPr>
-                <w:sz w:val="24"/>
-              </w:rPr>
-              <w:t>КонсультантПлюс</w:t>
-            </w:r>
-            <w:r>
-              <w:rPr>
-                <w:sz w:val="24"/>
-              </w:rPr>
-              <w:br/>
-              <w:t>consultant.ru</w:t>
-            </w:r>
-          </w:p>
-        </w:tc>
-        <w:tc>
-          <w:tcPr>
-            <w:tcW w:w="6520" w:type="dxa"/>
-          </w:tcPr>
-          <w:p>
-            <w:pPr>
-              <w:keepNext/>
-              <w:spacing w:before="80" w:after="80" w:line="240" w:lineRule="auto"/>
-              <w:ind w:firstLine="0"/>
-              <w:jc w:val="left"/>
-            </w:pPr>
-            <w:r>
-              <w:rPr>
-                <w:sz w:val="24"/>
-              </w:rPr>
-              <w:t>Доступен текст Положения № 79 в редакции от 27.12.2024. Сопоставлены пункты о составе работ, требованиях к соискателю и лицензиату, составе документов.</w:t>
-            </w:r>
-          </w:p>
-        </w:tc>
-      </w:tr>
-      <w:tr>
-        <w:trPr>
-          <w:cantSplit/>
-        </w:trPr>
-        <w:tc>
-          <w:tcPr>
-            <w:tcW w:w="2835" w:type="dxa"/>
-          </w:tcPr>
-          <w:p>
-            <w:pPr>
-              <w:keepNext/>
-              <w:spacing w:before="80" w:after="80" w:line="240" w:lineRule="auto"/>
-              <w:ind w:firstLine="0"/>
-              <w:jc w:val="left"/>
-            </w:pPr>
-            <w:r>
-              <w:rPr>
-                <w:sz w:val="24"/>
-              </w:rPr>
-              <w:t>ФСТЭК России</w:t>
-            </w:r>
-            <w:r>
-              <w:rPr>
-                <w:sz w:val="24"/>
-              </w:rPr>
-              <w:br/>
-              <w:t>fstec.ru</w:t>
-            </w:r>
-          </w:p>
-        </w:tc>
-        <w:tc>
-          <w:tcPr>
-            <w:tcW w:w="6520" w:type="dxa"/>
-          </w:tcPr>
-          <w:p>
-            <w:pPr>
-              <w:keepNext/>
-              <w:spacing w:before="80" w:after="80" w:line="240" w:lineRule="auto"/>
-              <w:ind w:firstLine="0"/>
-              <w:jc w:val="left"/>
-            </w:pPr>
-            <w:r>
-              <w:rPr>
-                <w:sz w:val="24"/>
-              </w:rPr>
-              <w:t>Профильный ресурс для форм, перечней и сведений по лицензированию. Прямое открытие сайта при подготовке отчёта не удалось; использованы локальные формы из пакета. Проверка текущего реестра лицензий не заявляется.</w:t>
-            </w:r>
-          </w:p>
-        </w:tc>
-      </w:tr>
-      <w:tr>
-        <w:trPr>
-          <w:cantSplit/>
-        </w:trPr>
-        <w:tc>
-          <w:tcPr>
-            <w:tcW w:w="2835" w:type="dxa"/>
-          </w:tcPr>
-          <w:p>
-            <w:pPr>
-              <w:keepNext/>
-              <w:spacing w:before="80" w:after="80" w:line="240" w:lineRule="auto"/>
-              <w:ind w:firstLine="0"/>
-              <w:jc w:val="left"/>
-            </w:pPr>
-            <w:r>
-              <w:rPr>
-                <w:sz w:val="24"/>
-              </w:rPr>
-              <w:t>Правовая информация</w:t>
-            </w:r>
-            <w:r>
-              <w:rPr>
-                <w:sz w:val="24"/>
-              </w:rPr>
-              <w:br/>
-              <w:t>pravo.gov.ru</w:t>
-            </w:r>
-          </w:p>
-        </w:tc>
-        <w:tc>
-          <w:tcPr>
-            <w:tcW w:w="6520" w:type="dxa"/>
-          </w:tcPr>
-          <w:p>
-            <w:pPr>
-              <w:keepNext/>
-              <w:spacing w:before="80" w:after="80" w:line="240" w:lineRule="auto"/>
-              <w:ind w:firstLine="0"/>
-              <w:jc w:val="left"/>
-            </w:pPr>
-            <w:r>
-              <w:rPr>
-                <w:sz w:val="24"/>
-              </w:rPr>
-              <w:t>Ресурс официального опубликования нормативных актов. Прямое открытие при подготовке отчёта не удалось; публикация нового акта либо новой редакции на этой основе не утверждается.</w:t>
-            </w:r>
-          </w:p>
-        </w:tc>
-      </w:tr>
-      <w:tr>
-        <w:trPr>
-          <w:cantSplit/>
-        </w:trPr>
-        <w:tc>
-          <w:tcPr>
-            <w:tcW w:w="2835" w:type="dxa"/>
-          </w:tcPr>
-          <w:p>
-            <w:pPr>
-              <w:spacing w:before="80" w:after="80" w:line="240" w:lineRule="auto"/>
-              <w:ind w:firstLine="0"/>
-              <w:jc w:val="left"/>
-            </w:pPr>
-            <w:r>
-              <w:rPr>
-                <w:sz w:val="24"/>
-              </w:rPr>
-              <w:t>Минюст России</w:t>
-            </w:r>
-            <w:r>
-              <w:rPr>
-                <w:sz w:val="24"/>
-              </w:rPr>
-              <w:br/>
-              <w:t>minjust.gov.ru/ru/</w:t>
-            </w:r>
-          </w:p>
-        </w:tc>
-        <w:tc>
-          <w:tcPr>
-            <w:tcW w:w="6520" w:type="dxa"/>
-          </w:tcPr>
-          <w:p>
-            <w:pPr>
-              <w:spacing w:before="80" w:after="80" w:line="240" w:lineRule="auto"/>
-              <w:ind w:firstLine="0"/>
-              <w:jc w:val="left"/>
-            </w:pPr>
-            <w:r>
-              <w:rPr>
-                <w:sz w:val="24"/>
-              </w:rPr>
-              <w:t>Официальный сайт доступен. Использован для разграничения функций ведомств; лицензионные требования к ТЗКИ определяются профильными актами, а не новостной лентой сайта.</w:t>
-            </w:r>
-          </w:p>
-        </w:tc>
-      </w:tr>
-    </w:tbl>
-    <w:p>
-      <w:pPr>
-        <w:pStyle w:val="21"/>
-      </w:pPr>
-      <w:r>
-        <w:rPr>
-          <w:rFonts w:ascii="Times New Roman" w:hAnsi="Times New Roman"/>
-        </w:rPr>
-        <w:lastRenderedPageBreak/>
-        <w:t>Оценка надёжности найденных материалов</w:t>
-      </w:r>
-    </w:p>
-    <w:p>
-      <w:r>
-        <w:t>В поисковой выдаче встречаются проекты изменений Положения № 79. Проект не является вступившим в силу нормативным актом; его положения не использовались как обязательные требования. Номера сертификатов и результаты реальных проверок не восстанавливались по примерным строкам шаблонов.</w:t>
-      </w:r>
-    </w:p>
-    <w:p>
-      <w:r>
-        <w:t>Для практической работы важны точное наименование акта, дата, номер и применимая редакция. Тема относится к постановлению Правительства РФ № 79, а не к федеральному закону № 79-ФЗ. Общие основы лицензирования установлены Законом № 99-ФЗ.</w:t>
+        <w:br w:type="page"/>
       </w:r>
     </w:p>
     <w:p>
@@ -3422,7 +2807,7 @@
     <w:p>
       <w:pPr>
         <w:spacing w:after="180" w:line="276" w:lineRule="auto"/>
-        <w:ind w:firstLine="0"/>
+        <w:ind w:firstLine="720"/>
       </w:pPr>
       <w:r>
         <w:t>1. Практическое занятие № 2. Постановление Правительства РФ от 3 февраля 2012 г. № 79 «О лицензировании деятельности по технической защите конфиденциальной информации» : методические указания. ДГТУ. Локальный файл «ПЗ № 2 .pdf».</w:t>
@@ -3431,7 +2816,7 @@
     <w:p>
       <w:pPr>
         <w:spacing w:after="180" w:line="276" w:lineRule="auto"/>
-        <w:ind w:firstLine="0"/>
+        <w:ind w:firstLine="720"/>
       </w:pPr>
       <w:r>
         <w:t>2. О лицензировании деятельности по технической защите конфиденциальной информации : постановление Правительства РФ от 03.02.2012 № 79 (ред. от 27.12.2024). КонсультантПлюс. URL: https://www.consultant.ru/document/cons_doc_LAW_125798/ (дата обращения: 10.09.2026).</w:t>
@@ -3440,7 +2825,7 @@
     <w:p>
       <w:pPr>
         <w:spacing w:after="180" w:line="276" w:lineRule="auto"/>
-        <w:ind w:firstLine="0"/>
+        <w:ind w:firstLine="720"/>
       </w:pPr>
       <w:r>
         <w:t>3. О лицензировании отдельных видов деятельности : Федеральный закон от 04.05.2011 № 99-ФЗ. КонсультантПлюс. URL: https://www.consultant.ru/document/cons_doc_LAW_113658/ (дата обращения: 10.09.2026).</w:t>
@@ -3449,7 +2834,7 @@
     <w:p>
       <w:pPr>
         <w:spacing w:after="180" w:line="276" w:lineRule="auto"/>
-        <w:ind w:firstLine="0"/>
+        <w:ind w:firstLine="720"/>
       </w:pPr>
       <w:r>
         <w:t>4. Министерство юстиции Российской Федерации : официальный сайт. URL: https://minjust.gov.ru/ru/ (дата обращения: 10.09.2026).</w:t>
@@ -3458,7 +2843,7 @@
     <w:p>
       <w:pPr>
         <w:spacing w:after="180" w:line="276" w:lineRule="auto"/>
-        <w:ind w:firstLine="0"/>
+        <w:ind w:firstLine="720"/>
       </w:pPr>
       <w:r>
         <w:t>5. Комплект документов ООО «ТехноЩит» к практической работе № 2 : 37 файлов DOCX. Локальная папка «Документы», 2026. Состав после исправления приведён в приложении А.</w:t>
@@ -3467,7 +2852,7 @@
     <w:p>
       <w:pPr>
         <w:spacing w:after="180" w:line="276" w:lineRule="auto"/>
-        <w:ind w:firstLine="0"/>
+        <w:ind w:firstLine="720"/>
       </w:pPr>
       <w:r>
         <w:t>6. Экспликация помещений и исходные данные для Visio : документ № 40, ПЛ-01 от 01.09.2026. Материалы практической работы № 1. Копии в папках «Документы» и «Материалы_отчета».</w:t>
@@ -3476,19 +2861,10 @@
     <w:p>
       <w:pPr>
         <w:spacing w:after="180" w:line="276" w:lineRule="auto"/>
-        <w:ind w:firstLine="0"/>
+        <w:ind w:firstLine="720"/>
       </w:pPr>
       <w:r>
         <w:t>7. Приказ о допуске в помещения и к ресурсам АС : документ № 41, приказ № 7 от 01.09.2026. Материалы практической работы № 1. Копии в папках «Документы» и «Материалы_отчета».</w:t>
-      </w:r>
-    </w:p>
-    <w:p>
-      <w:pPr>
-        <w:spacing w:after="180" w:line="276" w:lineRule="auto"/>
-        <w:ind w:firstLine="0"/>
-      </w:pPr>
-      <w:r>
-        <w:t>8. Ковалев Д. П. Отчёт по практической работе № 1. ДГТУ, гр. ВКБ53, 2026. Файл «Отчет_ПЗ1_Ковалев_ВКБ53.docx». Образец структуры титульного листа и параметров оформления.</w:t>
       </w:r>
     </w:p>
     <w:p>
@@ -5327,7 +4703,7 @@
     </w:tbl>
     <w:p/>
     <w:sectPr>
-      <w:footerReference w:type="default" r:id="rId9"/>
+      <w:footerReference w:type="default" r:id="rId11"/>
       <w:pgSz w:w="11906" w:h="16838"/>
       <w:pgMar w:top="1134" w:right="850" w:bottom="1134" w:left="1701" w:header="567" w:footer="567" w:gutter="0"/>
       <w:cols w:space="720"/>
